--- a/tai-lieu-noi-bo/moscow/diamond-fund.docx
+++ b/tai-lieu-noi-bo/moscow/diamond-fund.docx
@@ -84,6 +84,30 @@
     </w:p>
     <w:p>
       <w:pPr>
+        <w:pStyle w:val="ListBullet"/>
+      </w:pPr>
+      <w:r>
+        <w:t>Bảy viên đá lịch sử (Семь исторических камней): kim cương Orlov 189,62 ct và «Shah» 88,7 ct, spinel đỏ 398,72 ct, sapphire Sri Lanka ~258–260 ct, ngọc lục bảo Colombia 136,25 ct, chrysolite ~192,6 ct và viên kim cương chân dung phẳng 25 ct.</w:t>
+      </w:r>
+    </w:p>
+    <w:p>
+      <w:pPr>
+        <w:pStyle w:val="ListBullet"/>
+      </w:pPr>
+      <w:r>
+        <w:t>Bộ vương quyền đầy đủ: Vương miện Lớn (4.936 kim cương ~2.858 ct + 75 ngọc trai Ấn Độ), Vương trượng gắn Orlov, Quả cầu Quyền lực (Держава) đính sapphire Sri Lanka 195 ct và Vương miện Nhỏ của hoàng hậu.</w:t>
+      </w:r>
+    </w:p>
+    <w:p>
+      <w:pPr>
+        <w:pStyle w:val="ListBullet"/>
+      </w:pPr>
+      <w:r>
+        <w:t>Báu vật hiện đại: kim cương thô khổng lồ «Đại hội XXVI» 342,57 ct, «Aleksandr Pushkin» 320,65 ct, «Творец» 298,48 ct; diadem «Русская красавица» (1987) cùng khối vàng «Tam giác Lớn» ~36 kg.</w:t>
+      </w:r>
+    </w:p>
+    <w:p>
+      <w:pPr>
         <w:pStyle w:val="Heading1"/>
       </w:pPr>
       <w:r>
@@ -391,6 +415,175 @@
       </w:pPr>
       <w:r>
         <w:t>Một nhóm hiện vật dễ bị lướt qua nhưng rất đáng nán lại là những chiếc trâm cài và bó hoa kim cương do các nghệ nhân cung đình thế kỷ 18 chế tác. Tiêu biểu là kiểu "bó hoa" kim cương đính đá màu, được gắn lò xo mảnh để rung rinh theo từng bước đi của người đeo, khiến ánh sáng lấp lánh như hoa thật đung đưa trong gió. Đây là minh chứng cho trình độ kim hoàn bậc thầy, nơi kỹ thuật cơ khí tinh vi hòa quyện cùng thẩm mỹ xa hoa của cung đình Nga.</w:t>
+      </w:r>
+    </w:p>
+    <w:p>
+      <w:pPr>
+        <w:pStyle w:val="Heading1"/>
+      </w:pPr>
+      <w:r>
+        <w:rPr>
+          <w:color w:val="152C4E"/>
+        </w:rPr>
+        <w:t>Bộ vương quyền đăng quang — đi từng bảo vật</w:t>
+      </w:r>
+    </w:p>
+    <w:p>
+      <w:pPr>
+        <w:jc w:val="both"/>
+      </w:pPr>
+      <w:r>
+        <w:t>Trái tim của Quỹ Kim cương là bộ vương quyền (regalia) mà mọi Sa hoàng dùng trong lễ đăng quang. Đi từng món một, hướng dẫn viên có thể giúp khách 'đọc' được ngôn ngữ quyền lực của đế chế Nga, bởi mỗi bảo vật là một biểu tượng riêng chứ không chỉ là đồ trang sức.</w:t>
+      </w:r>
+    </w:p>
+    <w:p>
+      <w:pPr>
+        <w:jc w:val="both"/>
+      </w:pPr>
+      <w:r>
+        <w:t>Vương miện Lớn của Đế chế Nga (Bolshaya imperatorskaya korona) là kiệt tác trung tâm. Theo tư liệu chính thức của Gokhran, nó do thợ kim hoàn cung đình Georg Friedrich Eckart cùng bậc thầy cắt kim cương Jérémie Pauzié (Posier) chế tác năm 1762 chỉ trong khoảng hai tháng rưỡi, nạm 4.936 viên kim cương với tổng trọng lượng 2.858 cara và viền 75 viên ngọc trai Ấn Độ lớn màu trắng mờ. Trên đỉnh là viên spinel đỏ 398,72 cara và cây thánh giá kim cương. Cách kể: hãy nhấn mạnh con số 75 viên ngọc trai và 2.858 cara kim cương để khách hình dung độ dày đặc của châu báu trên một chiếc vương miện chỉ nặng khoảng hai ki-lô-gam.</w:t>
+      </w:r>
+    </w:p>
+    <w:p>
+      <w:pPr>
+        <w:jc w:val="both"/>
+      </w:pPr>
+      <w:r>
+        <w:t>Vương trượng Hoàng gia (Imperatorsky skipetr) là một cây gậy vàng bóng, và điều làm nên danh tiếng của nó là viên kim cương Orlov 189,62 cara gắn ở đỉnh từ năm 1774, ngay dưới hình đại bàng hai đầu — quốc huy đế chế. Đây là cặp đôi 'quyền trượng và viên đá' nổi tiếng nhất bộ sưu tập.</w:t>
+      </w:r>
+    </w:p>
+    <w:p>
+      <w:pPr>
+        <w:jc w:val="both"/>
+      </w:pPr>
+      <w:r>
+        <w:t>Quả cầu Quyền lực (Derzhava, còn gọi là 'quả cầu vàng') là bảo vật thứ ba, cũng do Eckart làm năm 1762 cho lễ đăng quang của Ekaterina II. Đó là một khối cầu vàng đánh bóng nhẵn, quấn quanh bằng những dải kim cương, phía trên là cây thánh giá và một viên sapphire Sri Lanka (Ceylon) khoảng 195 cara — một trong những viên sapphire xanh lam đẹp nhất bộ sưu tập. Quả cầu tượng trưng cho quyền cai trị toàn cõi.</w:t>
+      </w:r>
+    </w:p>
+    <w:p>
+      <w:pPr>
+        <w:jc w:val="both"/>
+      </w:pPr>
+      <w:r>
+        <w:t>Bên cạnh ba bảo vật chính còn có Vương miện Nhỏ của Hoàng hậu (Malaya imperatorskaya korona) — chiếc vương miện khung bạc nạm dày kim cương, được cho là do anh em thợ kim hoàn Duval chế tác vào khoảng đầu thế kỷ 19 (quanh năm 1801), dành cho các hoàng hậu và về sau dùng trong nghi lễ. Cùng với vương trượng và quả cầu, bộ tứ này tạo thành 'ngữ pháp' đầy đủ của nghi lễ quân chủ Nga.</w:t>
+      </w:r>
+    </w:p>
+    <w:p>
+      <w:pPr>
+        <w:jc w:val="both"/>
+      </w:pPr>
+      <w:r>
+        <w:t>Đừng bỏ qua nhóm trang sức cung đình lịch sử, mà tiêu biểu là chiếc trâm «Bó hoa Lớn» (Bolshoy buket) của Pauzié, chế tác khoảng năm 1760 cho Hoàng hậu Elizaveta Petrovna: một bó hoa kim cương và ngọc lục bảo Colombia, bên dưới đá lót lá kim loại màu để tôn sắc, gắn trên lò xo mảnh để rung rinh như hoa thật đung đưa. Cách kể: đây là ví dụ tuyệt vời cho thấy nghệ nhân thế kỷ 18 đã kết hợp cơ khí tinh vi với thẩm mỹ xa hoa ra sao.</w:t>
+      </w:r>
+    </w:p>
+    <w:p>
+      <w:pPr>
+        <w:pStyle w:val="Heading1"/>
+      </w:pPr>
+      <w:r>
+        <w:rPr>
+          <w:color w:val="152C4E"/>
+        </w:rPr>
+        <w:t>Bảy viên đá lịch sử — bảy huyền thoại</w:t>
+      </w:r>
+    </w:p>
+    <w:p>
+      <w:pPr>
+        <w:jc w:val="both"/>
+      </w:pPr>
+      <w:r>
+        <w:t>Linh hồn học thuật của Quỹ Kim cương là nhóm «Bảy viên đá lịch sử» (Sem istoricheskikh kamney) — bảy viên đá quý gắn với những câu chuyện lớn của lịch sử và bang giao. Với hướng dẫn viên, đây là 'kho chuyện' quý giá nhất: chỉ cần kể đúng bảy viên này là đã giữ chân được cả đoàn khách.</w:t>
+      </w:r>
+    </w:p>
+    <w:p>
+      <w:pPr>
+        <w:jc w:val="both"/>
+      </w:pPr>
+      <w:r>
+        <w:t>Viên thứ nhất là kim cương Orlov, 189,62 cara, nguồn gốc mỏ Golconda (Ấn Độ), được mài kiểu 'hoa hồng Ấn Độ' với khoảng 180 mặt. Có truyền thuyết nó từng là con mắt của một pho tượng thần trong đền ở Nam Ấn; điều chắc chắn là Bá tước Grigory Orlov đã mua nó để dâng tặng Ekaterina II, và nữ hoàng cho gắn lên vương trượng năm 1774.</w:t>
+      </w:r>
+    </w:p>
+    <w:p>
+      <w:pPr>
+        <w:jc w:val="both"/>
+      </w:pPr>
+      <w:r>
+        <w:t>Viên thứ hai là kim cương «Shah», 88,7 cara — có lẽ giàu tính lịch sử nhất. Trên thân khắc ba dòng chữ Ba Tư ghi tên ba chủ nhân qua các năm 1591, 1641 và 1826, cùng một rãnh nhỏ để treo trước ngai vàng Mogul. Năm 1829, triều đình Ba Tư dâng viên đá này cho Sa hoàng Nikolai I để xoa dịu sau vụ nhà văn – nhà ngoại giao Griboyedov bị sát hại ở Tehran; vì thế người ta nói nó 'đổi bằng sinh mạng một nhà thơ'.</w:t>
+      </w:r>
+    </w:p>
+    <w:p>
+      <w:pPr>
+        <w:jc w:val="both"/>
+      </w:pPr>
+      <w:r>
+        <w:t>Viên thứ ba là spinel đỏ 398,72 cara ngự trên đỉnh Vương miện Lớn — được mua ở Trung Quốc năm 1676 và thuộc hàng những viên spinel lớn nhất thế giới. Viên thứ tư là sapphire Sri Lanka (Ceylon) nặng khoảng 258–260 cara, được Sa hoàng Aleksandr II mua tặng hoàng hậu tại một triển lãm ở London và gắn thành trâm; đây được xem là một trong những viên sapphire lớn và đẹp bậc nhất thế giới (lưu ý: khác với viên sapphire 195 cara trên Quả cầu Quyền lực).</w:t>
+      </w:r>
+    </w:p>
+    <w:p>
+      <w:pPr>
+        <w:jc w:val="both"/>
+      </w:pPr>
+      <w:r>
+        <w:t>Viên thứ năm là ngọc lục bảo Colombia 136,25 cara, đưa về từ Nam Mỹ khoảng thế kỷ 15–16 và được gắn thành trâm cùng kim cương vào giữa thế kỷ 19. Viên thứ sáu là chrysolite (một dạng ngọc olivin/peridot) khoảng 192,6 cara, có nguồn gốc từ đảo Zabargad giữa Biển Đỏ; tương truyền loại đá lục này chính là thứ hoàng đế Nero từng dùng để ngắm đám cháy thành Roma — một giai thoại nên kể kèm lời nhắc 'theo truyền thuyết'.</w:t>
+      </w:r>
+    </w:p>
+    <w:p>
+      <w:pPr>
+        <w:jc w:val="both"/>
+      </w:pPr>
+      <w:r>
+        <w:t>Viên thứ bảy là kim cương chân dung (portrait diamond) chỉ 25 cara nhưng cực hiếm: nó được mài dẹt như một tấm kính mỏng rộng chừng 7,5 cm², gắn trên một chiếc vòng tay vàng, phía dưới đặt bức chân dung tiểu họa của Hoàng đế Aleksandr I. Đây là viên kim cương chân dung lớn nhất thế giới. Cách kể: chốt lại bằng viên thứ bảy để khách nhớ rằng 'không phải cứ to mới quý' — sự phẳng và trong suốt hoàn hảo của nó mới là điều khiến giới chuyên môn kinh ngạc.</w:t>
+      </w:r>
+    </w:p>
+    <w:p>
+      <w:pPr>
+        <w:pStyle w:val="Heading1"/>
+      </w:pPr>
+      <w:r>
+        <w:rPr>
+          <w:color w:val="152C4E"/>
+        </w:rPr>
+        <w:t>Kho báu hiện đại — vàng, bạch kim và kim cương thô</w:t>
+      </w:r>
+    </w:p>
+    <w:p>
+      <w:pPr>
+        <w:jc w:val="both"/>
+      </w:pPr>
+      <w:r>
+        <w:t>Nửa còn lại của Quỹ Kim cương kể một câu chuyện rất khác: không phải về các Sa hoàng, mà về sự trù phú khoáng sản của lòng đất Nga. Đây cũng là bằng chứng cho thấy bộ sưu tập vẫn 'sống' và lớn lên theo thời gian.</w:t>
+      </w:r>
+    </w:p>
+    <w:p>
+      <w:pPr>
+        <w:jc w:val="both"/>
+      </w:pPr>
+      <w:r>
+        <w:t>Ngôi sao của mảng khoáng vật là khối vàng tự nhiên «Tam giác Lớn» (Bolshoy Treugolnik) nặng khoảng 36 ki-lô-gam, tìm thấy ở dãy Ural năm 1842 — cục vàng tự nhiên lớn nhất còn được lưu giữ ở Nga. Bên cạnh là các cục vàng và bạch kim Ural khác, trong đó bộ sưu tập còn được bổ sung một khối vàng nặng khoảng 33 ki-lô-gam vào năm 2003. Cách kể: hãy để khách hình dung 36 kg vàng ròng nằm gọn trong một tủ kính — nặng gần bằng một em bé mười tuổi.</w:t>
+      </w:r>
+    </w:p>
+    <w:p>
+      <w:pPr>
+        <w:jc w:val="both"/>
+      </w:pPr>
+      <w:r>
+        <w:t>Nga vốn là quê hương của bạch kim: những cục bạch kim tự nhiên cỡ lớn khai thác ở Ural cũng được trưng bày, nhắc nhớ rằng vào thế kỷ 19, nước Nga từng là nhà cung cấp bạch kim hàng đầu thế giới và thậm chí đúc cả tiền xu bằng kim loại quý này.</w:t>
+      </w:r>
+    </w:p>
+    <w:p>
+      <w:pPr>
+        <w:jc w:val="both"/>
+      </w:pPr>
+      <w:r>
+        <w:t>Mảng kim cương thô và kim cương đã mài hiện đại cho thấy 'chương mới' của bộ sưu tập, phần lớn đến từ các mỏ ở Yakutia (Cộng hòa Sakha). Nổi bật là những viên khổng lồ mang tên sự kiện và danh nhân: «Đại hội XXVI của Đảng Cộng sản» 342,57 cara (1980), «Aleksandr Pushkin» 320,65 cara (1989) và «Творец» (Đấng Sáng tạo) 298,48 cara (2006). Chúng là minh chứng cho ngành kim cương Xô-viết và Nga hiện đại.</w:t>
+      </w:r>
+    </w:p>
+    <w:p>
+      <w:pPr>
+        <w:jc w:val="both"/>
+      </w:pPr>
+      <w:r>
+        <w:t>Cuối cùng là các diadem (mũ miện) hiện đại do Phòng thí nghiệm thực nghiệm của Gokhran chế tác, tiếp nối truyền thống kim hoàn cung đình. Tiêu biểu là diadem «Русское поле» (Cánh đồng Nga, 1980) và đặc biệt là «Русская красавица» (Người đẹp Nga, 1987) — tác phẩm của nghệ nhân V. Nikolaev và G. Aleksakhin, làm bằng platinum, vàng và bạc, nạm kim cương cùng 25 viên ngọc trai nuôi cấy, phỏng theo một mẫu diadem kiểu kokoshnik năm 1841. Cách kể: nối 'Người đẹp Nga' với hình ảnh chiếc mũ miện kokoshnik truyền thống để khách thấy sợi dây liền mạch giữa nghề kim hoàn Nga xưa và nay.</w:t>
       </w:r>
     </w:p>
     <w:p>
@@ -930,6 +1123,66 @@
       </w:r>
     </w:p>
     <w:p>
+      <w:r>
+        <w:rPr>
+          <w:sz w:val="22"/>
+        </w:rPr>
+        <w:t xml:space="preserve">• The Imperial Regalia (bộ vương quyền) — Gokhran / Quỹ Kim cương — </w:t>
+      </w:r>
+      <w:r>
+        <w:rPr>
+          <w:color w:val="204A86"/>
+          <w:sz w:val="20"/>
+        </w:rPr>
+        <w:t>https://www.gokhran.ru/en/diamond-fund/collections/the-imperial-regalia/index.phtml</w:t>
+      </w:r>
+    </w:p>
+    <w:p>
+      <w:r>
+        <w:rPr>
+          <w:sz w:val="22"/>
+        </w:rPr>
+        <w:t xml:space="preserve">• Diadem «Русская красавица» (Russian Beauty) — Gokhran (phòng thí nghiệm thực nghiệm) — </w:t>
+      </w:r>
+      <w:r>
+        <w:rPr>
+          <w:color w:val="204A86"/>
+          <w:sz w:val="20"/>
+        </w:rPr>
+        <w:t>https://www.gokhran.ru/ru/diamond-fund/experimental-lab/portfolio/russkaya-krasavitsa/index.phtml</w:t>
+      </w:r>
+    </w:p>
+    <w:p>
+      <w:r>
+        <w:rPr>
+          <w:sz w:val="22"/>
+        </w:rPr>
+        <w:t xml:space="preserve">• Исторические драгоценные камни Алмазного фонда — mindraw.web.ru — </w:t>
+      </w:r>
+      <w:r>
+        <w:rPr>
+          <w:color w:val="204A86"/>
+          <w:sz w:val="20"/>
+        </w:rPr>
+        <w:t>https://mindraw.web.ru/mineral_Alm-Fond.htm</w:t>
+      </w:r>
+    </w:p>
+    <w:p>
+      <w:r>
+        <w:rPr>
+          <w:sz w:val="22"/>
+        </w:rPr>
+        <w:t xml:space="preserve">• 20 masterpieces from Moscow Kremlin's Diamond Fund — gw2ru.com — </w:t>
+      </w:r>
+      <w:r>
+        <w:rPr>
+          <w:color w:val="204A86"/>
+          <w:sz w:val="20"/>
+        </w:rPr>
+        <w:t>https://www.gw2ru.com/articles/1289-moscow-kremlin-diamond-fund</w:t>
+      </w:r>
+    </w:p>
+    <w:p>
       <w:pPr>
         <w:pStyle w:val="Heading2"/>
       </w:pPr>
@@ -997,11 +1250,47 @@
     <w:p>
       <w:r>
         <w:rPr>
+          <w:color w:val="5C6773"/>
+          <w:sz w:val="20"/>
+        </w:rPr>
+        <w:t>Gokhran (trang chính thức), mục «The Imperial Regalia» — Vương miện Lớn do Georg Friedrich Eckart và Jérémie Pauzié (Posier) chế tác năm 1762 trong ~2,5 tháng: 4.936 viên kim cương (tổng 2.858 cara) và 75 viên ngọc trai Ấn Độ lớn, spinel đỏ 398,72 cara; Quả cầu Quyền lực (Держава) do Eckart làm năm 1762 — cầu vàng đánh bóng viền kim cương, đỉnh gắn thánh giá và viên sapphire Sri Lanka 195 cara.</w:t>
+      </w:r>
+    </w:p>
+    <w:p>
+      <w:r>
+        <w:rPr>
+          <w:color w:val="5C6773"/>
+          <w:sz w:val="20"/>
+        </w:rPr>
+        <w:t>Gokhran, phòng thí nghiệm thực nghiệm, mục «Русская красавица» — diadem chế tác năm 1987 tại Moskva, tác giả thiết kế V. Nikolaev, thực hiện bởi V. Nikolaev và G. Aleksakhin; chất liệu platinum/vàng/bạc, kim cương và 25 viên ngọc trai nuôi cấy; phỏng theo mẫu diadem năm 1841.</w:t>
+      </w:r>
+    </w:p>
+    <w:p>
+      <w:r>
+        <w:rPr>
+          <w:color w:val="5C6773"/>
+          <w:sz w:val="20"/>
+        </w:rPr>
+        <w:t>Wikipedia tiếng Anh «Diamond Fund» và trang mindraw.web.ru «Исторические камни Алмазного фонда» — bảy viên đá lịch sử với số liệu: Orlov 189,62 ct; «Shah» 88,7 ct (khắc 1591/1641/1826; dâng tặng Nikolai I năm 1829 sau vụ Griboyedov); spinel đỏ 398,72 ct (mua ở Trung Quốc năm 1676); sapphire Sri Lanka ~258–260 ct (Aleksandr II mua tại triển lãm London); ngọc lục bảo Colombia 136,25 ct; chrysolite/peridot ~192,6 ct (đảo Zabargad, Biển Đỏ); kim cương chân dung phẳng 25 ct (~7,5 cm², gắn trên vòng tay vàng có chân dung tiểu họa Aleksandr I). Kim cương thô hiện đại: «Đại hội XXVI CPSU» 342,57 ct (1980), «Aleksandr Pushkin» 320,65 ct (1989), «Творец» 298,48 ct (2006); bổ sung cục vàng ~33 kg năm 2003.</w:t>
+      </w:r>
+    </w:p>
+    <w:p>
+      <w:r>
+        <w:rPr>
+          <w:color w:val="5C6773"/>
+          <w:sz w:val="20"/>
+        </w:rPr>
+        <w:t>Ghi chú biên soạn: một số giai thoại (Orlov là 'mắt tượng thần'; chrysolite gắn với hoàng đế Nero) được trình bày kèm lời nhắc 'theo truyền thuyết'; trọng lượng viên sapphire lịch sử được các nguồn ghi ~258,18–260,37 cara nên nêu khoảng; số liệu Vương miện Nhỏ (anh em Duval, ~1801) theo tài liệu phổ biến, cần đối chiếu thêm khi cần độ chính xác cao.</w:t>
+      </w:r>
+    </w:p>
+    <w:p>
+      <w:r>
+        <w:rPr>
           <w:i/>
           <w:color w:val="5C6773"/>
           <w:sz w:val="18"/>
         </w:rPr>
-        <w:t>Tài liệu nội bộ — không dùng cho mục đích public. Biên soạn nguyên gốc, có dẫn nguồn. Cập nhật 2026-08-11.</w:t>
+        <w:t>Tài liệu nội bộ — không dùng cho mục đích public. Biên soạn nguyên gốc, có dẫn nguồn. Cập nhật 2026-09-28.</w:t>
       </w:r>
     </w:p>
     <w:sectPr>
